--- a/compliance/15_Trust_Page_Content.docx
+++ b/compliance/15_Trust_Page_Content.docx
@@ -145,6 +145,111 @@
           <w:sz w:val="20"/>
         </w:rPr>
         <w:t xml:space="preserve"> for a product-aware Trust page. Keep the existing page's clean design and its honest voice; swap the content. The goal: a public page that pre-answers most of a district's security questionnaire.</w:t>
+      </w:r>
+    </w:p>
+    <w:p>
+      <w:pPr>
+        <w:spacing w:after="120"/>
+      </w:pPr>
+      <w:r>
+        <w:rPr>
+          <w:rFonts w:ascii="Arial" w:hAnsi="Arial"/>
+          <w:sz w:val="21"/>
+        </w:rPr>
+        <w:t>&gt;</w:t>
+      </w:r>
+    </w:p>
+    <w:p>
+      <w:pPr>
+        <w:spacing w:before="80" w:after="120"/>
+        <w:ind w:left="288"/>
+        <w:pBdr>
+          <w:left w:val="single" w:sz="18" w:space="8" w:color="2A9D8F"/>
+        </w:pBdr>
+      </w:pPr>
+      <w:r>
+        <w:rPr>
+          <w:rFonts w:ascii="Arial" w:hAnsi="Arial"/>
+          <w:b/>
+          <w:color w:val="555F6A"/>
+          <w:sz w:val="20"/>
+        </w:rPr>
+        <w:t>⚠️ SCOPE UPDATE (2026-07-21):</w:t>
+      </w:r>
+      <w:r>
+        <w:rPr>
+          <w:rFonts w:ascii="Arial" w:hAnsi="Arial"/>
+          <w:color w:val="555F6A"/>
+          <w:sz w:val="20"/>
+        </w:rPr>
+        <w:t xml:space="preserve"> launch is </w:t>
+      </w:r>
+      <w:r>
+        <w:rPr>
+          <w:rFonts w:ascii="Arial" w:hAnsi="Arial"/>
+          <w:b/>
+          <w:color w:val="555F6A"/>
+          <w:sz w:val="20"/>
+        </w:rPr>
+        <w:t>Class Builder + Schedule Builder only</w:t>
+      </w:r>
+      <w:r>
+        <w:rPr>
+          <w:rFonts w:ascii="Arial" w:hAnsi="Arial"/>
+          <w:color w:val="555F6A"/>
+          <w:sz w:val="20"/>
+        </w:rPr>
+        <w:t xml:space="preserve"> (</w:t>
+      </w:r>
+      <w:r>
+        <w:rPr>
+          <w:rFonts w:ascii="Consolas" w:hAnsi="Consolas"/>
+          <w:color w:val="555F6A"/>
+          <w:sz w:val="18"/>
+        </w:rPr>
+        <w:t>16_Go_To_Market_Scope.md</w:t>
+      </w:r>
+      <w:r>
+        <w:rPr>
+          <w:rFonts w:ascii="Arial" w:hAnsi="Arial"/>
+          <w:color w:val="555F6A"/>
+          <w:sz w:val="20"/>
+        </w:rPr>
+        <w:t xml:space="preserve">) — </w:t>
+      </w:r>
+      <w:r>
+        <w:rPr>
+          <w:rFonts w:ascii="Arial" w:hAnsi="Arial"/>
+          <w:b/>
+          <w:color w:val="555F6A"/>
+          <w:sz w:val="20"/>
+        </w:rPr>
+        <w:t>both browser-only, no student data stored on our servers.</w:t>
+      </w:r>
+      <w:r>
+        <w:rPr>
+          <w:rFonts w:ascii="Arial" w:hAnsi="Arial"/>
+          <w:color w:val="555F6A"/>
+          <w:sz w:val="20"/>
+        </w:rPr>
+        <w:t xml:space="preserve"> So the launch page should lead hard with that single message and present the "database-backed tools" section as </w:t>
+      </w:r>
+      <w:r>
+        <w:rPr>
+          <w:rFonts w:ascii="Arial" w:hAnsi="Arial"/>
+          <w:b/>
+          <w:color w:val="555F6A"/>
+          <w:sz w:val="20"/>
+        </w:rPr>
+        <w:t>coming later / not yet offered</w:t>
+      </w:r>
+      <w:r>
+        <w:rPr>
+          <w:rFonts w:ascii="Arial" w:hAnsi="Arial"/>
+          <w:color w:val="555F6A"/>
+          <w:sz w:val="20"/>
+        </w:rPr>
+        <w:t>, not as live. The full two-model content below becomes accurate once CICO/Referrals ship (Phase 2). Until then, trim the database-backed claims to "planned."</w:t>
       </w:r>
     </w:p>
     <w:p>
